--- a/投资决策分析框架 V2.8.4.docx
+++ b/投资决策分析框架 V2.8.4.docx
@@ -3935,151 +3935,6 @@
                 <w:sz w:val="24"/>
                 <w14:ligatures w14:val="none"/>
               </w:rPr>
-              <w:t>AI算力/光模块/基础设施</w:t>
-            </w:r>
-          </w:p>
-        </w:tc>
-        <w:tc>
-          <w:tcPr>
-            <w:tcW w:w="0" w:type="auto"/>
-            <w:vAlign w:val="center"/>
-            <w:hideMark/>
-          </w:tcPr>
-          <w:p>
-            <w:pPr>
-              <w:widowControl/>
-              <w:spacing w:after="0" w:line="240" w:lineRule="auto"/>
-              <w:rPr>
-                <w:rFonts w:ascii="宋体" w:eastAsia="宋体" w:hAnsi="宋体" w:cs="宋体"/>
-                <w:kern w:val="0"/>
-                <w:sz w:val="24"/>
-                <w14:ligatures w14:val="none"/>
-              </w:rPr>
-            </w:pPr>
-            <w:r>
-              <w:rPr>
-                <w:rFonts w:ascii="宋体" w:eastAsia="宋体" w:hAnsi="宋体" w:cs="宋体"/>
-                <w:kern w:val="0"/>
-                <w:sz w:val="24"/>
-                <w14:ligatures w14:val="none"/>
-              </w:rPr>
-              <w:t>159819、159381、光模块链</w:t>
-            </w:r>
-          </w:p>
-        </w:tc>
-        <w:tc>
-          <w:tcPr>
-            <w:tcW w:w="0" w:type="auto"/>
-            <w:vAlign w:val="center"/>
-            <w:hideMark/>
-          </w:tcPr>
-          <w:p>
-            <w:pPr>
-              <w:widowControl/>
-              <w:spacing w:after="0" w:line="240" w:lineRule="auto"/>
-              <w:rPr>
-                <w:rFonts w:ascii="宋体" w:eastAsia="宋体" w:hAnsi="宋体" w:cs="宋体"/>
-                <w:kern w:val="0"/>
-                <w:sz w:val="24"/>
-                <w14:ligatures w14:val="none"/>
-              </w:rPr>
-            </w:pPr>
-            <w:r>
-              <w:rPr>
-                <w:rFonts w:ascii="宋体" w:eastAsia="宋体" w:hAnsi="宋体" w:cs="宋体"/>
-                <w:kern w:val="0"/>
-                <w:sz w:val="24"/>
-                <w14:ligatures w14:val="none"/>
-              </w:rPr>
-              <w:t>AI基建瓶颈</w:t>
-            </w:r>
-          </w:p>
-        </w:tc>
-        <w:tc>
-          <w:tcPr>
-            <w:tcW w:w="0" w:type="auto"/>
-            <w:vAlign w:val="center"/>
-            <w:hideMark/>
-          </w:tcPr>
-          <w:p>
-            <w:pPr>
-              <w:widowControl/>
-              <w:spacing w:after="0" w:line="240" w:lineRule="auto"/>
-              <w:rPr>
-                <w:rFonts w:ascii="宋体" w:eastAsia="宋体" w:hAnsi="宋体" w:cs="宋体"/>
-                <w:kern w:val="0"/>
-                <w:sz w:val="24"/>
-                <w14:ligatures w14:val="none"/>
-              </w:rPr>
-            </w:pPr>
-            <w:r>
-              <w:rPr>
-                <w:rFonts w:ascii="宋体" w:eastAsia="宋体" w:hAnsi="宋体" w:cs="宋体"/>
-                <w:kern w:val="0"/>
-                <w:sz w:val="24"/>
-                <w14:ligatures w14:val="none"/>
-              </w:rPr>
-              <w:t>第二核心候选</w:t>
-            </w:r>
-          </w:p>
-        </w:tc>
-        <w:tc>
-          <w:tcPr>
-            <w:tcW w:w="0" w:type="auto"/>
-            <w:vAlign w:val="center"/>
-            <w:hideMark/>
-          </w:tcPr>
-          <w:p>
-            <w:pPr>
-              <w:widowControl/>
-              <w:spacing w:after="0" w:line="240" w:lineRule="auto"/>
-              <w:rPr>
-                <w:rFonts w:ascii="宋体" w:eastAsia="宋体" w:hAnsi="宋体" w:cs="宋体"/>
-                <w:kern w:val="0"/>
-                <w:sz w:val="24"/>
-                <w14:ligatures w14:val="none"/>
-              </w:rPr>
-            </w:pPr>
-            <w:r>
-              <w:rPr>
-                <w:rFonts w:ascii="宋体" w:eastAsia="宋体" w:hAnsi="宋体" w:cs="宋体"/>
-                <w:kern w:val="0"/>
-                <w:sz w:val="24"/>
-                <w14:ligatures w14:val="none"/>
-              </w:rPr>
-              <w:t>已有仓持有，不追高</w:t>
-            </w:r>
-          </w:p>
-        </w:tc>
-      </w:tr>
-      <w:tr>
-        <w:trPr>
-          <w:tblCellSpacing w:w="15" w:type="dxa"/>
-        </w:trPr>
-        <w:tc>
-          <w:tcPr>
-            <w:tcW w:w="0" w:type="auto"/>
-            <w:vAlign w:val="center"/>
-            <w:hideMark/>
-          </w:tcPr>
-          <w:p>
-            <w:pPr>
-              <w:widowControl/>
-              <w:spacing w:after="0" w:line="240" w:lineRule="auto"/>
-              <w:rPr>
-                <w:rFonts w:ascii="宋体" w:eastAsia="宋体" w:hAnsi="宋体" w:cs="宋体"/>
-                <w:kern w:val="0"/>
-                <w:sz w:val="24"/>
-                <w14:ligatures w14:val="none"/>
-              </w:rPr>
-            </w:pPr>
-            <w:r>
-              <w:rPr>
-                <w:rFonts w:ascii="宋体" w:eastAsia="宋体" w:hAnsi="宋体" w:cs="宋体"/>
-                <w:kern w:val="0"/>
-                <w:sz w:val="24"/>
-                <w14:ligatures w14:val="none"/>
-              </w:rPr>
               <w:t>机器人与工业自动化</w:t>
             </w:r>
           </w:p>
@@ -6822,96 +6677,6 @@
                 <w14:ligatures w14:val="none"/>
               </w:rPr>
               <w:t>159516、516350、北方华创、中微公司等</w:t>
-            </w:r>
-          </w:p>
-        </w:tc>
-      </w:tr>
-      <w:tr>
-        <w:trPr>
-          <w:tblCellSpacing w:w="15" w:type="dxa"/>
-        </w:trPr>
-        <w:tc>
-          <w:tcPr>
-            <w:tcW w:w="0" w:type="auto"/>
-            <w:vAlign w:val="center"/>
-            <w:hideMark/>
-          </w:tcPr>
-          <w:p>
-            <w:pPr>
-              <w:widowControl/>
-              <w:spacing w:after="0" w:line="240" w:lineRule="auto"/>
-              <w:rPr>
-                <w:rFonts w:ascii="宋体" w:eastAsia="宋体" w:hAnsi="宋体" w:cs="宋体"/>
-                <w:kern w:val="0"/>
-                <w:sz w:val="24"/>
-                <w14:ligatures w14:val="none"/>
-              </w:rPr>
-            </w:pPr>
-            <w:r>
-              <w:rPr>
-                <w:rFonts w:ascii="宋体" w:eastAsia="宋体" w:hAnsi="宋体" w:cs="宋体"/>
-                <w:kern w:val="0"/>
-                <w:sz w:val="24"/>
-                <w14:ligatures w14:val="none"/>
-              </w:rPr>
-              <w:t>AI算力/云计算/光模块</w:t>
-            </w:r>
-          </w:p>
-        </w:tc>
-        <w:tc>
-          <w:tcPr>
-            <w:tcW w:w="0" w:type="auto"/>
-            <w:vAlign w:val="center"/>
-            <w:hideMark/>
-          </w:tcPr>
-          <w:p>
-            <w:pPr>
-              <w:widowControl/>
-              <w:spacing w:after="0" w:line="240" w:lineRule="auto"/>
-              <w:jc w:val="right"/>
-              <w:rPr>
-                <w:rFonts w:ascii="宋体" w:eastAsia="宋体" w:hAnsi="宋体" w:cs="宋体"/>
-                <w:kern w:val="0"/>
-                <w:sz w:val="24"/>
-                <w14:ligatures w14:val="none"/>
-              </w:rPr>
-            </w:pPr>
-            <w:r>
-              <w:rPr>
-                <w:rFonts w:ascii="宋体" w:eastAsia="宋体" w:hAnsi="宋体" w:cs="宋体"/>
-                <w:kern w:val="0"/>
-                <w:sz w:val="24"/>
-                <w14:ligatures w14:val="none"/>
-              </w:rPr>
-              <w:t>≤15%</w:t>
-            </w:r>
-          </w:p>
-        </w:tc>
-        <w:tc>
-          <w:tcPr>
-            <w:tcW w:w="0" w:type="auto"/>
-            <w:vAlign w:val="center"/>
-            <w:hideMark/>
-          </w:tcPr>
-          <w:p>
-            <w:pPr>
-              <w:widowControl/>
-              <w:spacing w:after="0" w:line="240" w:lineRule="auto"/>
-              <w:rPr>
-                <w:rFonts w:ascii="宋体" w:eastAsia="宋体" w:hAnsi="宋体" w:cs="宋体"/>
-                <w:kern w:val="0"/>
-                <w:sz w:val="24"/>
-                <w14:ligatures w14:val="none"/>
-              </w:rPr>
-            </w:pPr>
-            <w:r>
-              <w:rPr>
-                <w:rFonts w:ascii="宋体" w:eastAsia="宋体" w:hAnsi="宋体" w:cs="宋体"/>
-                <w:kern w:val="0"/>
-                <w:sz w:val="24"/>
-                <w14:ligatures w14:val="none"/>
-              </w:rPr>
-              <w:t>159819、159381、516630、中际旭创等</w:t>
             </w:r>
           </w:p>
         </w:tc>
